--- a/public/Greencoat_Safer_Recruitment_Policy_Mar2026.docx
+++ b/public/Greencoat_Safer_Recruitment_Policy_Mar2026.docx
@@ -87,7 +87,7 @@
           <w:sz w:val="22"/>
           <w:szCs w:val="22"/>
         </w:rPr>
-        <w:t xml:space="preserve">Staff can access this policy via our internal policies portal. A hard copy is available from Reception at any site. This policy is also available to parents, carers and members of the public on request from any site manager or by emailing info@greencoatnursery.co.uk.</w:t>
+        <w:t xml:space="preserve">Staff can access this policy via our internal policies portal. A hard copy is available from Reception at any site. This policy is also available to parents, carers and members of the public on request from any site manager or by emailing info@greencoatnursery.co.uk. At least one member of the senior leadership team (Director or site manager) completes an accredited safer recruitment training course at least every five years. Completion of this training is recorded on the Single Central Record. Current trained person: Taz Khan, Director (safer recruitment training completed and on record).</w:t>
       </w:r>
     </w:p>
     <w:p>
